--- a/output/参赛材料/本科组_Track1_第二队/Task02/Final/Track01_Task02_第二队_檐下千秋_AI协作记录.docx
+++ b/output/参赛材料/本科组_Track1_第二队/Task02/Final/Track01_Task02_第二队_檐下千秋_AI协作记录.docx
@@ -1287,7 +1287,7 @@
           <w:color w:val="000000"/>
           <w:sz w:val="24"/>
         </w:rPr>
-        <w:t>报告也标出了赛事文件中“视频 60–120 秒”与“约 3 分钟”的冲突。依据为本地赛题 :codex-file-citation{path="C:/Users/Admin/Documents/GitHub/BRICS-Skills-Competition/Official_Document/BRICS2026-ST-057-2026一带一路暨金砖大赛之--首届</w:t>
+        <w:t>报告也标出了赛事文件中“视频 60–120 秒”与“约 3 分钟”的冲突。依据为本地赛题 《BRICS2026-ST-057-2026一带一路暨金砖大赛之--首届</w:t>
       </w:r>
       <w:r>
         <w:rPr>
@@ -1305,7 +1305,7 @@
           <w:color w:val="000000"/>
           <w:sz w:val="24"/>
         </w:rPr>
-        <w:t>赋能数字创意设计与应用赛项-全国选拔赛赛题.pdf" purpose="source"} 和评分标准 :codex-file-citation{path="C:/Users/Admin/Documents/GitHub/BRICS-Skills-Competition/Official_Document/BRICS2026-ST-057-2026一带一路暨金砖大赛之--首届</w:t>
+        <w:t>赋能数字创意设计与应用赛项-全国选拔赛赛题.pdf》 和评分标准 《BRICS2026-ST-057-2026一带一路暨金砖大赛之--首届</w:t>
       </w:r>
       <w:r>
         <w:rPr>
@@ -1323,7 +1323,7 @@
           <w:color w:val="000000"/>
           <w:sz w:val="24"/>
         </w:rPr>
-        <w:t>赋能数字创意设计与应用赛项-全国选拔赛评分标准.pdf" purpose="source"}。</w:t>
+        <w:t>赋能数字创意设计与应用赛项-全国选拔赛评分标准.pdf》。</w:t>
       </w:r>
     </w:p>
     <w:p>
@@ -1337,7 +1337,7 @@
           <w:color w:val="000000"/>
           <w:sz w:val="24"/>
         </w:rPr>
-        <w:t>- :codex-followup[编写缺失素材提示词]{prompt="根据评估报告，为首批7个背景和拓印师编写统一风格的生图提示词与验收标准。"}</w:t>
+        <w:t>- 后续建议：编写缺失素材提示词</w:t>
       </w:r>
     </w:p>
     <w:p>
@@ -1351,7 +1351,7 @@
           <w:color w:val="000000"/>
           <w:sz w:val="24"/>
         </w:rPr>
-        <w:t>- :codex-followup[整理已有素材]{prompt="根据评估报告整理已有素材，建立用途和来源台账，保留原图，不覆盖原始文件。"}</w:t>
+        <w:t>- 后续建议：整理已有素材</w:t>
       </w:r>
     </w:p>
     <w:p>
@@ -1365,7 +1365,7 @@
           <w:color w:val="000000"/>
           <w:sz w:val="24"/>
         </w:rPr>
-        <w:t>- :codex-followup[修订过期策划内容]{prompt="根据当前代码及评估报告，修订开发策划中的配音、首领和美术实现描述，保留旧正式稿。"}</w:t>
+        <w:t>- 后续建议：修订过期策划内容</w:t>
       </w:r>
     </w:p>
     <w:p>

--- a/output/参赛材料/本科组_Track1_第二队/Task02/Final/Track01_Task02_第二队_檐下千秋_AI协作记录.docx
+++ b/output/参赛材料/本科组_Track1_第二队/Task02/Final/Track01_Task02_第二队_檐下千秋_AI协作记录.docx
@@ -150,7 +150,7 @@
           <w:color w:val="000000"/>
           <w:sz w:val="24"/>
         </w:rPr>
-        <w:t>日期：2026年9月17日</w:t>
+        <w:t>日期：2026年9月30日</w:t>
       </w:r>
     </w:p>
     <w:p>
@@ -219,7 +219,7 @@
           <w:color w:val="000000"/>
           <w:sz w:val="24"/>
         </w:rPr>
-        <w:t>本记录属于上海商学院第二队、本科组交互赛道小游戏项目《檐下千秋》。完整记录由原项目文件与2026年9月17日本机导出构成。正式文档提供审阅索引、工作流和代表对话摘录；逐条完整可见对话为Original中的MD，工具调用与结果为同名JSONL。摘录不替代全文。</w:t>
+        <w:t>本记录属于上海商学院第二队、本科组交互赛道小游戏项目《檐下千秋》。完整记录由原项目文件与2026年9月30日更新的本机导出构成。正式文档提供审阅索引、工作流和代表对话摘录；逐条完整可见对话为Original中的MD，工具调用与结果为同名JSONL。摘录不替代全文。</w:t>
       </w:r>
     </w:p>
     <w:p>
@@ -361,7 +361,7 @@
           <w:color w:val="000000"/>
           <w:sz w:val="24"/>
         </w:rPr>
-        <w:t>会话标识：01a08f63-1c00-7bd2-9956-af5990c71525。可见消息34条，导出事件251条。</w:t>
+        <w:t>会话标识：01a08f63-1c00-7bd2-9956-af5990c71525。本次索引登记可见消息34条，导出事件251条。</w:t>
       </w:r>
     </w:p>
     <w:p>
@@ -421,7 +421,7 @@
           <w:color w:val="000000"/>
           <w:sz w:val="24"/>
         </w:rPr>
-        <w:t>会话标识：01a0a05a-b9d1-7980-ab64-bbe11635a921。可见消息12条，导出事件127条。</w:t>
+        <w:t>会话标识：01a0a05a-b9d1-7980-ab64-bbe11635a921。本次索引登记可见消息12条，导出事件127条。</w:t>
       </w:r>
     </w:p>
     <w:p>
@@ -481,7 +481,7 @@
           <w:color w:val="000000"/>
           <w:sz w:val="24"/>
         </w:rPr>
-        <w:t>会话标识：01a0a7f0-41b0-7581-9f12-8fde524eb7e1。可见消息8条，导出事件47条。</w:t>
+        <w:t>会话标识：01a0a7f0-41b0-7581-9f12-8fde524eb7e1。本次索引登记可见消息8条，导出事件47条。</w:t>
       </w:r>
     </w:p>
     <w:p>
@@ -681,7 +681,7 @@
           <w:color w:val="000000"/>
           <w:sz w:val="24"/>
         </w:rPr>
-        <w:t>[下载《檐下千秋》发行包](&lt;/C:/Users/Admin/Documents/GitHub/BRICS-Skills-Competition/dist/檐下千秋-Windows-x64-20260911.zip&gt;)</w:t>
+        <w:t>[下载《檐下千秋》发行包](&lt;/&lt;USER_HOME&gt;/Documents/GitHub/BRICS-Skills-Competition/dist/檐下千秋-Windows-x64-20260911.zip&gt;)</w:t>
       </w:r>
     </w:p>
     <w:p>
@@ -921,7 +921,7 @@
           <w:color w:val="000000"/>
           <w:sz w:val="24"/>
         </w:rPr>
-        <w:t>已完成，[下载 Windows v10 发行版（约 86 MB）](C:/Users/Admin/Documents/GitHub/BRICS-Skills-Competition/dist/檐下千秋-v10-Windows-x64-20260914.zip)。完整解压后双击「檐下千秋.exe」。</w:t>
+        <w:t>已完成，[下载 Windows v10 发行版（约 86 MB）](&lt;USER_HOME&gt;/Documents/GitHub/BRICS-Skills-Competition/dist/檐下千秋-v10-Windows-x64-20260914.zip)。完整解压后双击「檐下千秋.exe」。</w:t>
       </w:r>
     </w:p>
     <w:p>
@@ -1147,7 +1147,7 @@
           <w:color w:val="000000"/>
           <w:sz w:val="24"/>
         </w:rPr>
-        <w:t>- [完整评估报告](C:/Users/Admin/Documents/GitHub/BRICS-Skills-Competition/output/评估报告/2026-09-16/檐下千秋-美术素材与交付缺口评估报告.md)</w:t>
+        <w:t>- [完整评估报告](&lt;USER_HOME&gt;/Documents/GitHub/BRICS-Skills-Competition/output/评估报告/2026-09-16/檐下千秋-美术素材与交付缺口评估报告.md)</w:t>
       </w:r>
     </w:p>
     <w:p>
@@ -1161,7 +1161,7 @@
           <w:color w:val="000000"/>
           <w:sz w:val="24"/>
         </w:rPr>
-        <w:t>- [需要你提供的素材清单](C:/Users/Admin/Documents/GitHub/BRICS-Skills-Competition/output/评估报告/2026-09-16/需要你提供的素材清单.md)</w:t>
+        <w:t>- [需要你提供的素材清单](&lt;USER_HOME&gt;/Documents/GitHub/BRICS-Skills-Competition/output/评估报告/2026-09-16/需要你提供的素材清单.md)</w:t>
       </w:r>
     </w:p>
     <w:p>
@@ -1425,7 +1425,7 @@
           <w:color w:val="000000"/>
           <w:sz w:val="24"/>
         </w:rPr>
-        <w:t>采用廊桥正常/</w:t>
+        <w:t>9月17日阶段采用廊桥及社庙场景，拒绝比例不符、成人假透明等候选；当时仍使用程序剪影，后期任务及飞鸟山背景尚有缺口。9月28日至30日已用新版主角、十任务独立场景及飞鸟山背景更新运行工程和Task02最终图片，来源与尺寸见转换清单及本文末节。</w:t>
       </w:r>
       <w:r>
         <w:rPr>
@@ -1435,7 +1435,7 @@
           <w:sz w:val="24"/>
           <w:shd w:fill="D9EAF7"/>
         </w:rPr>
-        <w:t>侵蚀</w:t>
+        <w:t/>
       </w:r>
       <w:r>
         <w:footnoteReference w:id="5"/>
@@ -1447,7 +1447,7 @@
           <w:color w:val="000000"/>
           <w:sz w:val="24"/>
         </w:rPr>
-        <w:t>图、社庙内殿/客舍/庭院与</w:t>
+        <w:t/>
       </w:r>
       <w:r>
         <w:rPr>
@@ -1456,7 +1456,7 @@
           <w:color w:val="000000"/>
           <w:sz w:val="24"/>
         </w:rPr>
-        <w:t>白蚀</w:t>
+        <w:t/>
       </w:r>
       <w:r>
         <w:rPr>
@@ -1465,7 +1465,7 @@
           <w:color w:val="000000"/>
           <w:sz w:val="24"/>
         </w:rPr>
-        <w:t>透明图；Q版人物比例不符、人物设定板不宜直接入戏、成年人物候选为RGB假透明，因此没有当作角色精灵采用。主角仍使用程序剪影。六个后期任务场景和飞鸟山独立背景仍有缺口。</w:t>
+        <w:t/>
       </w:r>
     </w:p>
     <w:p>
@@ -1787,7 +1787,7 @@
           <w:color w:val="000000"/>
           <w:sz w:val="24"/>
         </w:rPr>
-        <w:t>共导出25个相关会话，其中Codex 20个、DeepSeek harness 5个，共358条用户与助手可见消息。机器可核验档案集中于Task03/Original/</w:t>
+        <w:t>截至2026年9月30日，共整理30个相关会话：Codex 25个、DeepSeek harness 5个。Codex的37个日志片段已按会话合并。完整档案、快照时间、消息数量和来源及导出SHA256见Task03/Original/AI协作记录/本机会话导出。原有文案会话、Kimi对话和生成截图继续保留。</w:t>
       </w:r>
       <w:r>
         <w:rPr>
@@ -1796,7 +1796,7 @@
           <w:color w:val="000000"/>
           <w:sz w:val="24"/>
         </w:rPr>
-        <w:t>AI</w:t>
+        <w:t/>
       </w:r>
       <w:r>
         <w:rPr>
@@ -1805,7 +1805,7 @@
           <w:color w:val="000000"/>
           <w:sz w:val="24"/>
         </w:rPr>
-        <w:t>协作记录/本机会话导出，Task01和Task02另提供指向索引。原项目已有的DeepSeek文案会话、Kimi对话和生成截图继续保留。</w:t>
+        <w:t/>
       </w:r>
     </w:p>
     <w:p>
@@ -1819,7 +1819,7 @@
           <w:color w:val="000000"/>
           <w:sz w:val="24"/>
         </w:rPr>
-        <w:t>按工作目录与内容筛选，排除无关咨询、空会话、审批审计和本次整理会话；DeepSeek优先读取v3并登记旧版文件名。档案记录会话ID、时间及来源/导出</w:t>
+        <w:t>按工作目录及内容筛选，排除无关咨询、空会话、审批审计、系统指令、内部推理和重复事件；本次整理会话已作为快照纳入。密钥与个人路径脱敏，二进制媒体只保留附件说明。长工具输出截断并登记完整脱敏文本哈希，规则见索引；缺失对话不补写。</w:t>
       </w:r>
       <w:r>
         <w:rPr>
@@ -1829,7 +1829,7 @@
           <w:sz w:val="24"/>
           <w:shd w:fill="D9EAF7"/>
         </w:rPr>
-        <w:t>SHA256</w:t>
+        <w:t/>
       </w:r>
       <w:r>
         <w:footnoteReference w:id="6"/>
@@ -1841,7 +1841,25 @@
           <w:color w:val="000000"/>
           <w:sz w:val="24"/>
         </w:rPr>
-        <w:t>，不含系统配置、插件推荐、内部推理和流式重复片段；密钥脱敏，原本缺失不补写。工作流为事后整理，摘录与全文均保留原对话含义。</w:t>
+        <w:t/>
+      </w:r>
+    </w:p>
+    <w:p>
+      <w:pPr>
+        <w:pStyle w:val="Heading1"/>
+      </w:pPr>
+      <w:r>
+        <w:t>2026年9月30日最终图片更新</w:t>
+      </w:r>
+    </w:p>
+    <w:p>
+      <w:r>
+        <w:t>Task02/Final 已更新为v19对应图片，共112张JPG：76张既有素材、30张原生1920×1080实机截图、3张角色设计及3张六帧动作图集。11张独立背景和两张高清主角设计均为原生1920×1080；动作图集原生1920×1280，18张透明帧及待机图保存在Original并用于游戏。旧小图仅作历史留痕，当前导出均未放大。来源、尺寸及哈希见转换清单。</w:t>
+      </w:r>
+    </w:p>
+    <w:p>
+      <w:r>
+        <w:t>9月28日至29日的UI与素材修订见Codex 01a0e82e、01a0ebac；9月30日高清补图、18帧动作、嵌入字体、复核及导出见01a0f013。前两张图用qwen-image-3.0，后续图用qwen-image-3.0-pro，提示词和结果保存于Task02/Original/角色补图与动画生成过程-20260930。步行、攻击、受击各六帧已接入游戏；中文及符号字体随包保存。</w:t>
       </w:r>
     </w:p>
     <w:sectPr>
